--- a/word/09-Documentacao-Completa.docx
+++ b/word/09-Documentacao-Completa.docx
@@ -514,13 +514,13 @@
       </w:r>
     </w:p>
     <w:bookmarkEnd w:id="21"/>
-    <w:bookmarkStart w:id="22" w:name="X9e051b45ae66e2295f53528aa973fee59302afc"/>
+    <w:bookmarkStart w:id="22" w:name="X7312a45935c239987778f8243ca2a444fb79a3a"/>
     <w:p>
       <w:pPr>
         <w:pStyle w:val="Heading2"/>
       </w:pPr>
       <w:r>
-        <w:t xml:space="preserve">Estado atual (v1.3.6-dev — 8 mundos, 71 enigmas)</w:t>
+        <w:t xml:space="preserve">Estado atual (v1.3.9-dev — 8 mundos, 71 enigmas)</w:t>
       </w:r>
     </w:p>
     <w:p>
@@ -3040,13 +3040,13 @@
       </w:r>
     </w:p>
     <w:bookmarkEnd w:id="48"/>
-    <w:bookmarkStart w:id="49" w:name="estado-atual-v1.3.6-dev"/>
+    <w:bookmarkStart w:id="49" w:name="estado-atual-v1.3.9-dev"/>
     <w:p>
       <w:pPr>
         <w:pStyle w:val="Heading2"/>
       </w:pPr>
       <w:r>
-        <w:t xml:space="preserve">Estado atual (v1.3.6-dev)</w:t>
+        <w:t xml:space="preserve">Estado atual (v1.3.9-dev)</w:t>
       </w:r>
     </w:p>
     <w:p>
@@ -4122,13 +4122,13 @@
       </w:r>
     </w:p>
     <w:bookmarkEnd w:id="55"/>
-    <w:bookmarkStart w:id="56" w:name="X9628625de07e8093363bbcbb8412592ed488349"/>
+    <w:bookmarkStart w:id="56" w:name="Xaeef8b4d7750f4e6a55cc2f0f88496bd37bfa72"/>
     <w:p>
       <w:pPr>
         <w:pStyle w:val="Heading2"/>
       </w:pPr>
       <w:r>
-        <w:t xml:space="preserve">Fase 1.1 — Conteúdo completo ✅ (v1.1.0 → v1.3.7-dev)</w:t>
+        <w:t xml:space="preserve">Fase 1.1 — Conteúdo completo ✅ (v1.1.0 → v1.3.9-dev)</w:t>
       </w:r>
     </w:p>
     <w:p>
@@ -21666,13 +21666,13 @@
           <w:bCs/>
           <w:b/>
         </w:rPr>
-        <w:t xml:space="preserve">23 enigmas</w:t>
-      </w:r>
-      <w:r>
-        <w:t xml:space="preserve"> </w:t>
-      </w:r>
-      <w:r>
-        <w:t xml:space="preserve">validados na HGA (Vols I e II completos)</w:t>
+        <w:t xml:space="preserve">71 enigmas</w:t>
+      </w:r>
+      <w:r>
+        <w:t xml:space="preserve"> </w:t>
+      </w:r>
+      <w:r>
+        <w:t xml:space="preserve">validados na HGA (Vols I a VIII completos)</w:t>
       </w:r>
     </w:p>
     <w:p>
@@ -22059,7 +22059,7 @@
               <w:jc w:val="left"/>
             </w:pPr>
             <w:r>
-              <w:t xml:space="preserve">Mundos 3-8</w:t>
+              <w:t xml:space="preserve">Expansão Vols III-VIII (15 por mundo) + manutenção</w:t>
             </w:r>
           </w:p>
         </w:tc>

--- a/word/09-Documentacao-Completa.docx
+++ b/word/09-Documentacao-Completa.docx
@@ -23533,6 +23533,99 @@
         <w:rPr>
           <w:rStyle w:val="VerbatimChar"/>
         </w:rPr>
+        <w:t xml:space="preserve">**Conformidade com a licença UNESCO**: Sankofa é uma obra derivada da</w:t>
+      </w:r>
+      <w:r>
+        <w:br/>
+      </w:r>
+      <w:r>
+        <w:rPr>
+          <w:rStyle w:val="VerbatimChar"/>
+        </w:rPr>
+        <w:t xml:space="preserve">*General History of Africa* sob os termos da licença Creative Commons</w:t>
+      </w:r>
+      <w:r>
+        <w:br/>
+      </w:r>
+      <w:r>
+        <w:rPr>
+          <w:rStyle w:val="VerbatimChar"/>
+        </w:rPr>
+        <w:t xml:space="preserve">**CC BY-SA IGO 3.0** aplicada às publicações abertas da UNESCO. A</w:t>
+      </w:r>
+      <w:r>
+        <w:br/>
+      </w:r>
+      <w:r>
+        <w:rPr>
+          <w:rStyle w:val="VerbatimChar"/>
+        </w:rPr>
+        <w:t xml:space="preserve">atribuição formal e o disclaimer obrigatório ("The present work is not</w:t>
+      </w:r>
+      <w:r>
+        <w:br/>
+      </w:r>
+      <w:r>
+        <w:rPr>
+          <w:rStyle w:val="VerbatimChar"/>
+        </w:rPr>
+        <w:t xml:space="preserve">an official UNESCO publication and shall not be considered as such")</w:t>
+      </w:r>
+      <w:r>
+        <w:br/>
+      </w:r>
+      <w:r>
+        <w:rPr>
+          <w:rStyle w:val="VerbatimChar"/>
+        </w:rPr>
+        <w:t xml:space="preserve">estão visíveis nas páginas &lt;em&gt;Termos de Uso&lt;/em&gt; e &lt;em&gt;Sobre&lt;/em&gt; do</w:t>
+      </w:r>
+      <w:r>
+        <w:br/>
+      </w:r>
+      <w:r>
+        <w:rPr>
+          <w:rStyle w:val="VerbatimChar"/>
+        </w:rPr>
+        <w:t xml:space="preserve">aplicativo. Sankofa não utiliza o logotipo UNESCO nem reproduz</w:t>
+      </w:r>
+      <w:r>
+        <w:br/>
+      </w:r>
+      <w:r>
+        <w:rPr>
+          <w:rStyle w:val="VerbatimChar"/>
+        </w:rPr>
+        <w:t xml:space="preserve">fotografias da publicação original (ambos fora do escopo da CC BY-SA),</w:t>
+      </w:r>
+      <w:r>
+        <w:br/>
+      </w:r>
+      <w:r>
+        <w:rPr>
+          <w:rStyle w:val="VerbatimChar"/>
+        </w:rPr>
+        <w:t xml:space="preserve">e adota a mesma família de licença (CC BY-SA 4.0) para o conteúdo</w:t>
+      </w:r>
+      <w:r>
+        <w:br/>
+      </w:r>
+      <w:r>
+        <w:rPr>
+          <w:rStyle w:val="VerbatimChar"/>
+        </w:rPr>
+        <w:t xml:space="preserve">adaptado, conforme exigido pela cláusula ShareAlike.</w:t>
+      </w:r>
+      <w:r>
+        <w:br/>
+      </w:r>
+      <w:r>
+        <w:br/>
+      </w:r>
+      <w:r>
+        <w:rPr>
+          <w:rStyle w:val="VerbatimChar"/>
+        </w:rPr>
         <w:t xml:space="preserve">2. Por que o patrocínio interessa à [Empresa]</w:t>
       </w:r>
       <w:r>
@@ -24519,6 +24612,24 @@
           <w:rStyle w:val="VerbatimChar"/>
         </w:rPr>
         <w:t xml:space="preserve">   5.1. MVP funcional — Volumes I–VIII (71 enigmas)</w:t>
+      </w:r>
+      <w:r>
+        <w:br/>
+      </w:r>
+      <w:r>
+        <w:rPr>
+          <w:rStyle w:val="VerbatimChar"/>
+        </w:rPr>
+        <w:t xml:space="preserve">   5.2. Conformidade com licença CC BY-SA IGO 3.0 da UNESCO declarada</w:t>
+      </w:r>
+      <w:r>
+        <w:br/>
+      </w:r>
+      <w:r>
+        <w:rPr>
+          <w:rStyle w:val="VerbatimChar"/>
+        </w:rPr>
+        <w:t xml:space="preserve">        e visível em-app (Termos + Sobre).</w:t>
       </w:r>
       <w:r>
         <w:br/>

--- a/word/09-Documentacao-Completa.docx
+++ b/word/09-Documentacao-Completa.docx
@@ -5243,7 +5243,25 @@
         <w:pStyle w:val="Compact"/>
       </w:pPr>
       <w:r>
-        <w:t xml:space="preserve">Separar dados em JSON puro para abrir contribuição externa.</w:t>
+        <w:t xml:space="preserve">Separar dados em JSON puro para abrir contribuição externa (planejado para</w:t>
+      </w:r>
+      <w:r>
+        <w:t xml:space="preserve"> </w:t>
+      </w:r>
+      <w:r>
+        <w:t xml:space="preserve">depois do 1º piloto pedagógico — ver</w:t>
+      </w:r>
+      <w:r>
+        <w:t xml:space="preserve"> </w:t>
+      </w:r>
+      <w:r>
+        <w:rPr>
+          <w:rStyle w:val="VerbatimChar"/>
+        </w:rPr>
+        <w:t xml:space="preserve">CONTRIBUTING.md</w:t>
+      </w:r>
+      <w:r>
+        <w:t xml:space="preserve">).</w:t>
       </w:r>
     </w:p>
     <w:p>
